--- a/Publisher_Ready_Curriculum/02_Chemistry_East_Meadow_Refactor/04_Gas_Laws/03_PressureVolume_Relationship/Student_Notes.docx
+++ b/Publisher_Ready_Curriculum/02_Chemistry_East_Meadow_Refactor/04_Gas_Laws/03_PressureVolume_Relationship/Student_Notes.docx
@@ -2,13 +2,13 @@
 <file path=word/document.xml><?xml version="1.0" encoding="utf-8"?>
 <w:document xmlns:w="http://schemas.openxmlformats.org/wordprocessingml/2006/main" xmlns:m="http://schemas.openxmlformats.org/officeDocument/2006/math" xmlns:r="http://schemas.openxmlformats.org/officeDocument/2006/relationships" xmlns:o="urn:schemas-microsoft-com:office:office" xmlns:v="urn:schemas-microsoft-com:vml" xmlns:w10="urn:schemas-microsoft-com:office:word" xmlns:a="http://schemas.openxmlformats.org/drawingml/2006/main" xmlns:pic="http://schemas.openxmlformats.org/drawingml/2006/picture" xmlns:wp="http://schemas.openxmlformats.org/drawingml/2006/wordprocessingDrawing">
   <w:body>
-    <w:bookmarkStart w:id="17" w:name="X4ab53ff9c13330a351c040f4acd1a0fec409ea2"/>
+    <w:bookmarkStart w:id="17" w:name="X458ab7cc7ec509faf293a9807762d177eaf552b"/>
     <w:p>
       <w:pPr>
         <w:pStyle w:val="Heading1"/>
       </w:pPr>
       <w:r>
-        <w:t xml:space="preserve">Pressure–Volume Relationship (Boyle’s Law) — Student Notes</w:t>
+        <w:t xml:space="preserve">Pressure–Volume Relationship — Student Notes</w:t>
       </w:r>
     </w:p>
     <w:p>
@@ -90,7 +90,7 @@
         </w:numPr>
       </w:pPr>
       <w:r>
-        <w:t xml:space="preserve">State</w:t>
+        <w:t xml:space="preserve">State the</w:t>
       </w:r>
       <w:r>
         <w:t xml:space="preserve"> </w:t>
@@ -100,7 +100,7 @@
           <w:b/>
           <w:bCs/>
         </w:rPr>
-        <w:t xml:space="preserve">Boyle’s Law</w:t>
+        <w:t xml:space="preserve">pressure–volume relationship</w:t>
       </w:r>
       <w:r>
         <w:t xml:space="preserve"> </w:t>
@@ -191,7 +191,7 @@
           <w:b/>
           <w:bCs/>
         </w:rPr>
-        <w:t xml:space="preserve">Boyle’s Law</w:t>
+        <w:t xml:space="preserve">pressure–volume relationship</w:t>
       </w:r>
       <w:r>
         <w:t xml:space="preserve"> </w:t>
@@ -304,7 +304,7 @@
           <w:b/>
           <w:bCs/>
         </w:rPr>
-        <w:t xml:space="preserve">Boyle’s Law — how it works:</w:t>
+        <w:t xml:space="preserve">The pressure–volume relationship — how it works:</w:t>
       </w:r>
     </w:p>
     <w:p>
@@ -624,7 +624,7 @@
           <w:b/>
           <w:bCs/>
         </w:rPr>
-        <w:t xml:space="preserve">Step 2 — Write Boyle’s Law:</w:t>
+        <w:t xml:space="preserve">Step 2 — Write the equation P₁V₁ = P₂V₂:</w:t>
       </w:r>
     </w:p>
     <w:p>
@@ -806,7 +806,7 @@
         <w:t xml:space="preserve"> </w:t>
       </w:r>
       <w:r>
-        <w:t xml:space="preserve">should state that P × V stays constant — Boyle’s Law.</w:t>
+        <w:t xml:space="preserve">should state that P × V stays constant — the pressure–volume relationship.</w:t>
       </w:r>
     </w:p>
     <w:p>
@@ -839,7 +839,7 @@
         <w:pStyle w:val="BlockText"/>
       </w:pPr>
       <w:r>
-        <w:t xml:space="preserve">Boyle’s Law states that, at constant temperature, the __________ and __________ of a fixed amount of gas are __________ proportional, so P₁V₁ = __________ .</w:t>
+        <w:t xml:space="preserve">The pressure–volume relationship states that, at constant temperature, the __________ and __________ of a fixed amount of gas are __________ proportional, so P₁V₁ = __________ .</w:t>
       </w:r>
     </w:p>
     <w:p>
@@ -891,7 +891,7 @@
         <w:t xml:space="preserve"> </w:t>
       </w:r>
       <w:r>
-        <w:t xml:space="preserve">Boyle’s Law holds</w:t>
+        <w:t xml:space="preserve">The pressure–volume relationship holds</w:t>
       </w:r>
       <w:r>
         <w:t xml:space="preserve"> </w:t>
@@ -973,7 +973,7 @@
         <w:t xml:space="preserve"> </w:t>
       </w:r>
       <w:r>
-        <w:t xml:space="preserve">Boyle’s Law: P₁V₁ = P₂V₂ (constant T, constant amount of gas)</w:t>
+        <w:t xml:space="preserve">Pressure–volume relationship: P₁V₁ = P₂V₂ (constant T, constant amount of gas)</w:t>
       </w:r>
       <w:r>
         <w:t xml:space="preserve"> </w:t>
